--- a/docs/delivery/FR-010_알림_완료확인서.docx
+++ b/docs/delivery/FR-010_알림_완료확인서.docx
@@ -12,18 +12,6 @@
           <w:b/>
         </w:rPr>
         <w:t>FR-010 알림 완료확인서</w:t>
-      </w:r>
-    </w:p>
-    <w:p>
-      <w:pPr>
-        <w:spacing w:after="200"/>
-      </w:pPr>
-      <w:r>
-        <w:rPr>
-          <w:color w:val="536975"/>
-          <w:sz w:val="20"/>
-        </w:rPr>
-        <w:t>계약 범위 기능별 완료 여부를 비개발자 검수 기준으로 정리한 문서</w:t>
       </w:r>
     </w:p>
     <w:tbl>
